--- a/my_document/aggregation  improvement.docx
+++ b/my_document/aggregation  improvement.docx
@@ -29,7 +29,7 @@
     <w:p>
       <w:r>
         <w:pict w14:anchorId="4709BB80">
-          <v:rect id="_x0000_i1115" style="width:0;height:1.5pt" o:hralign="center" o:hrstd="t" o:hr="t" fillcolor="#a0a0a0" stroked="f"/>
+          <v:rect id="_x0000_i1025" style="width:0;height:1.5pt" o:hralign="center" o:hrstd="t" o:hr="t" fillcolor="#a0a0a0" stroked="f"/>
         </w:pict>
       </w:r>
     </w:p>
@@ -86,7 +86,7 @@
     <w:p>
       <w:r>
         <w:pict w14:anchorId="5B6B098C">
-          <v:rect id="_x0000_i1116" style="width:0;height:1.5pt" o:hralign="center" o:hrstd="t" o:hr="t" fillcolor="#a0a0a0" stroked="f"/>
+          <v:rect id="_x0000_i1026" style="width:0;height:1.5pt" o:hralign="center" o:hrstd="t" o:hr="t" fillcolor="#a0a0a0" stroked="f"/>
         </w:pict>
       </w:r>
     </w:p>
@@ -142,7 +142,7 @@
     <w:p>
       <w:r>
         <w:pict w14:anchorId="345A16DA">
-          <v:rect id="_x0000_i1117" style="width:0;height:1.5pt" o:hralign="center" o:hrstd="t" o:hr="t" fillcolor="#a0a0a0" stroked="f"/>
+          <v:rect id="_x0000_i1027" style="width:0;height:1.5pt" o:hralign="center" o:hrstd="t" o:hr="t" fillcolor="#a0a0a0" stroked="f"/>
         </w:pict>
       </w:r>
     </w:p>
@@ -225,7 +225,7 @@
     <w:p>
       <w:r>
         <w:pict w14:anchorId="7F2B7E9C">
-          <v:rect id="_x0000_i1118" style="width:0;height:1.5pt" o:hralign="center" o:hrstd="t" o:hr="t" fillcolor="#a0a0a0" stroked="f"/>
+          <v:rect id="_x0000_i1028" style="width:0;height:1.5pt" o:hralign="center" o:hrstd="t" o:hr="t" fillcolor="#a0a0a0" stroked="f"/>
         </w:pict>
       </w:r>
     </w:p>
@@ -300,7 +300,7 @@
     <w:p>
       <w:r>
         <w:pict w14:anchorId="42A52992">
-          <v:rect id="_x0000_i1119" style="width:0;height:1.5pt" o:hralign="center" o:hrstd="t" o:hr="t" fillcolor="#a0a0a0" stroked="f"/>
+          <v:rect id="_x0000_i1029" style="width:0;height:1.5pt" o:hralign="center" o:hrstd="t" o:hr="t" fillcolor="#a0a0a0" stroked="f"/>
         </w:pict>
       </w:r>
     </w:p>
@@ -345,7 +345,17 @@
         <w:t>H2.</w:t>
       </w:r>
       <w:r>
-        <w:t xml:space="preserve"> Visibility-aware aggregation will outperform vanilla averaging by removing invalid contributions.</w:t>
+        <w:t xml:space="preserve"> </w:t>
+      </w:r>
+      <w:r>
+        <w:rPr>
+          <w:b/>
+          <w:bCs/>
+        </w:rPr>
+        <w:t>H2.</w:t>
+      </w:r>
+      <w:r>
+        <w:t xml:space="preserve"> A practical visibility-aware aggregation strategy that suppresses projection-invalid or geometrically unreliable views will outperform vanilla averaging.</w:t>
       </w:r>
     </w:p>
     <w:p>
@@ -375,7 +385,7 @@
     <w:p>
       <w:r>
         <w:pict w14:anchorId="5538AC77">
-          <v:rect id="_x0000_i1120" style="width:0;height:1.5pt" o:hralign="center" o:hrstd="t" o:hr="t" fillcolor="#a0a0a0" stroked="f"/>
+          <v:rect id="_x0000_i1030" style="width:0;height:1.5pt" o:hralign="center" o:hrstd="t" o:hr="t" fillcolor="#a0a0a0" stroked="f"/>
         </w:pict>
       </w:r>
     </w:p>
@@ -567,6 +577,9 @@
             </m:e>
           </m:nary>
           <m:r>
+            <m:rPr>
+              <m:sty m:val="p"/>
+            </m:rPr>
             <w:br/>
           </m:r>
         </m:oMath>
@@ -662,7 +675,7 @@
     <w:p>
       <w:r>
         <w:pict w14:anchorId="7A3D36AE">
-          <v:rect id="_x0000_i1121" style="width:0;height:1.5pt" o:hralign="center" o:hrstd="t" o:hr="t" fillcolor="#a0a0a0" stroked="f"/>
+          <v:rect id="_x0000_i1031" style="width:0;height:1.5pt" o:hralign="center" o:hrstd="t" o:hr="t" fillcolor="#a0a0a0" stroked="f"/>
         </w:pict>
       </w:r>
     </w:p>
@@ -883,6 +896,9 @@
             </m:den>
           </m:f>
           <m:r>
+            <m:rPr>
+              <m:sty m:val="p"/>
+            </m:rPr>
             <w:br/>
           </m:r>
         </m:oMath>
@@ -1121,11 +1137,23 @@
             </m:den>
           </m:f>
           <m:r>
+            <m:rPr>
+              <m:sty m:val="p"/>
+            </m:rPr>
             <w:br/>
           </m:r>
         </m:oMath>
       </m:oMathPara>
-    </w:p>
+      <w:r>
+        <w:t>In the current implementation stage, visibility-aware weighted aggregation is defined using only information directly available in the existing TRELLIS-style feature extraction pipeline. For each voxel-view pair, a validity mask is constructed based on whether the voxel projects in front of the camera and within the image domain. On top of this mask, visible contributions are reweighted using simple geometric confidence terms derived from projection depth and border proximity. Specifically, views with invalid projection are excluded, while valid views are weighted according to depth-based confidence and image-bound confidence before normalized weighted averaging.</w:t>
+      </w:r>
+    </w:p>
+    <w:p>
+      <w:r>
+        <w:t>This design should be viewed as a practical proxy for visibility-aware aggregation rather than a full physical visibility model. More advanced factors such as surface-angle weighting, projected footprint estimation, or explicit occlusion reasoning are reserved for later extensions if the initial experiments show promise.</w:t>
+      </w:r>
+    </w:p>
+    <w:p/>
     <w:p>
       <w:pPr>
         <w:rPr>
@@ -1460,6 +1488,9 @@
             </m:sup>
           </m:sSup>
           <m:r>
+            <m:rPr>
+              <m:sty m:val="p"/>
+            </m:rPr>
             <w:br/>
           </m:r>
         </m:oMath>
@@ -1513,7 +1544,7 @@
     <w:p>
       <w:r>
         <w:pict w14:anchorId="1967AF2B">
-          <v:rect id="_x0000_i1122" style="width:0;height:1.5pt" o:hralign="center" o:hrstd="t" o:hr="t" fillcolor="#a0a0a0" stroked="f"/>
+          <v:rect id="_x0000_i1032" style="width:0;height:1.5pt" o:hralign="center" o:hrstd="t" o:hr="t" fillcolor="#a0a0a0" stroked="f"/>
         </w:pict>
       </w:r>
     </w:p>
@@ -1655,6 +1686,7 @@
         </w:numPr>
       </w:pPr>
       <w:r>
+        <w:lastRenderedPageBreak/>
         <w:t xml:space="preserve">Replace aggregation </w:t>
       </w:r>
     </w:p>
@@ -1677,7 +1709,7 @@
     <w:p>
       <w:r>
         <w:pict w14:anchorId="39B7C523">
-          <v:rect id="_x0000_i1123" style="width:0;height:1.5pt" o:hralign="center" o:hrstd="t" o:hr="t" fillcolor="#a0a0a0" stroked="f"/>
+          <v:rect id="_x0000_i1033" style="width:0;height:1.5pt" o:hralign="center" o:hrstd="t" o:hr="t" fillcolor="#a0a0a0" stroked="f"/>
         </w:pict>
       </w:r>
     </w:p>
@@ -1719,7 +1751,7 @@
     <w:p>
       <w:r>
         <w:pict w14:anchorId="5A129240">
-          <v:rect id="_x0000_i1124" style="width:0;height:1.5pt" o:hralign="center" o:hrstd="t" o:hr="t" fillcolor="#a0a0a0" stroked="f"/>
+          <v:rect id="_x0000_i1034" style="width:0;height:1.5pt" o:hralign="center" o:hrstd="t" o:hr="t" fillcolor="#a0a0a0" stroked="f"/>
         </w:pict>
       </w:r>
     </w:p>
@@ -1735,7 +1767,6 @@
           <w:b/>
           <w:bCs/>
         </w:rPr>
-        <w:lastRenderedPageBreak/>
         <w:t>9. Evaluation Plan</w:t>
       </w:r>
     </w:p>
@@ -1946,7 +1977,7 @@
     <w:p>
       <w:r>
         <w:pict w14:anchorId="1581867B">
-          <v:rect id="_x0000_i1125" style="width:0;height:1.5pt" o:hralign="center" o:hrstd="t" o:hr="t" fillcolor="#a0a0a0" stroked="f"/>
+          <v:rect id="_x0000_i1035" style="width:0;height:1.5pt" o:hralign="center" o:hrstd="t" o:hr="t" fillcolor="#a0a0a0" stroked="f"/>
         </w:pict>
       </w:r>
     </w:p>
@@ -2000,7 +2031,11 @@
         </w:numPr>
       </w:pPr>
       <w:r>
-        <w:t xml:space="preserve">A controlled comparison of visibility-aware, weighted, uncertainty-aware, and robust aggregation methods. </w:t>
+        <w:t xml:space="preserve">A controlled comparison of visibility-aware, weighted, uncertainty-aware, and robust </w:t>
+      </w:r>
+      <w:r>
+        <w:lastRenderedPageBreak/>
+        <w:t xml:space="preserve">aggregation methods. </w:t>
       </w:r>
     </w:p>
     <w:p>
@@ -2028,7 +2063,7 @@
     <w:p>
       <w:r>
         <w:pict w14:anchorId="2510DF5F">
-          <v:rect id="_x0000_i1126" style="width:0;height:1.5pt" o:hralign="center" o:hrstd="t" o:hr="t" fillcolor="#a0a0a0" stroked="f"/>
+          <v:rect id="_x0000_i1036" style="width:0;height:1.5pt" o:hralign="center" o:hrstd="t" o:hr="t" fillcolor="#a0a0a0" stroked="f"/>
         </w:pict>
       </w:r>
     </w:p>
@@ -2076,7 +2111,6 @@
         </w:numPr>
       </w:pPr>
       <w:r>
-        <w:lastRenderedPageBreak/>
         <w:t xml:space="preserve">uncertainty modeling is especially helpful in ambiguous regions </w:t>
       </w:r>
     </w:p>
@@ -2110,7 +2144,7 @@
     <w:p>
       <w:r>
         <w:pict w14:anchorId="13560C51">
-          <v:rect id="_x0000_i1127" style="width:0;height:1.5pt" o:hralign="center" o:hrstd="t" o:hr="t" fillcolor="#a0a0a0" stroked="f"/>
+          <v:rect id="_x0000_i1037" style="width:0;height:1.5pt" o:hralign="center" o:hrstd="t" o:hr="t" fillcolor="#a0a0a0" stroked="f"/>
         </w:pict>
       </w:r>
     </w:p>
@@ -2142,7 +2176,7 @@
     <w:p>
       <w:r>
         <w:pict w14:anchorId="672339DE">
-          <v:rect id="_x0000_i1128" style="width:0;height:1.5pt" o:hralign="center" o:hrstd="t" o:hr="t" fillcolor="#a0a0a0" stroked="f"/>
+          <v:rect id="_x0000_i1038" style="width:0;height:1.5pt" o:hralign="center" o:hrstd="t" o:hr="t" fillcolor="#a0a0a0" stroked="f"/>
         </w:pict>
       </w:r>
     </w:p>
@@ -2254,7 +2288,7 @@
     <w:p>
       <w:r>
         <w:pict w14:anchorId="4D6FED90">
-          <v:rect id="_x0000_i1129" style="width:0;height:1.5pt" o:hralign="center" o:hrstd="t" o:hr="t" fillcolor="#a0a0a0" stroked="f"/>
+          <v:rect id="_x0000_i1039" style="width:0;height:1.5pt" o:hralign="center" o:hrstd="t" o:hr="t" fillcolor="#a0a0a0" stroked="f"/>
         </w:pict>
       </w:r>
     </w:p>
@@ -2279,6 +2313,86 @@
       </w:r>
     </w:p>
     <w:p/>
+    <w:p/>
+    <w:p/>
+    <w:p>
+      <w:r>
+        <w:lastRenderedPageBreak/>
+        <w:t>E</w:t>
+      </w:r>
+      <w:r>
+        <w:rPr>
+          <w:rFonts w:hint="eastAsia"/>
+        </w:rPr>
+        <w:t xml:space="preserve">xperiment results: </w:t>
+      </w:r>
+    </w:p>
+    <w:p>
+      <w:pPr>
+        <w:rPr>
+          <w:rFonts w:hint="eastAsia"/>
+        </w:rPr>
+      </w:pPr>
+      <w:r>
+        <w:rPr>
+          <w:rFonts w:hint="eastAsia"/>
+        </w:rPr>
+        <w:t xml:space="preserve">Visibility </w:t>
+      </w:r>
+      <w:r>
+        <w:t>A</w:t>
+      </w:r>
+      <w:r>
+        <w:rPr>
+          <w:rFonts w:hint="eastAsia"/>
+        </w:rPr>
+        <w:t xml:space="preserve">ware Wegihted: </w:t>
+      </w:r>
+    </w:p>
+    <w:p>
+      <w:pPr>
+        <w:rPr>
+          <w:rFonts w:hint="eastAsia"/>
+        </w:rPr>
+      </w:pPr>
+      <w:r>
+        <w:drawing>
+          <wp:inline distT="0" distB="0" distL="0" distR="0" wp14:anchorId="7152B127" wp14:editId="313171E7">
+            <wp:extent cx="5274310" cy="813435"/>
+            <wp:effectExtent l="0" t="0" r="2540" b="5715"/>
+            <wp:docPr id="30930334" name="图片 1"/>
+            <wp:cNvGraphicFramePr>
+              <a:graphicFrameLocks xmlns:a="http://schemas.openxmlformats.org/drawingml/2006/main" noChangeAspect="1"/>
+            </wp:cNvGraphicFramePr>
+            <a:graphic xmlns:a="http://schemas.openxmlformats.org/drawingml/2006/main">
+              <a:graphicData uri="http://schemas.openxmlformats.org/drawingml/2006/picture">
+                <pic:pic xmlns:pic="http://schemas.openxmlformats.org/drawingml/2006/picture">
+                  <pic:nvPicPr>
+                    <pic:cNvPr id="30930334" name=""/>
+                    <pic:cNvPicPr/>
+                  </pic:nvPicPr>
+                  <pic:blipFill>
+                    <a:blip r:embed="rId5"/>
+                    <a:stretch>
+                      <a:fillRect/>
+                    </a:stretch>
+                  </pic:blipFill>
+                  <pic:spPr>
+                    <a:xfrm>
+                      <a:off x="0" y="0"/>
+                      <a:ext cx="5274310" cy="813435"/>
+                    </a:xfrm>
+                    <a:prstGeom prst="rect">
+                      <a:avLst/>
+                    </a:prstGeom>
+                  </pic:spPr>
+                </pic:pic>
+              </a:graphicData>
+            </a:graphic>
+          </wp:inline>
+        </w:drawing>
+      </w:r>
+    </w:p>
     <w:sectPr>
       <w:pgSz w:w="11906" w:h="16838"/>
       <w:pgMar w:top="1440" w:right="1800" w:bottom="1440" w:left="1800" w:header="851" w:footer="992" w:gutter="0"/>
@@ -4358,6 +4472,19 @@
       <w:spacing w:val="5"/>
     </w:rPr>
   </w:style>
+  <w:style w:type="paragraph" w:styleId="ae">
+    <w:name w:val="Normal (Web)"/>
+    <w:basedOn w:val="a"/>
+    <w:uiPriority w:val="99"/>
+    <w:semiHidden/>
+    <w:unhideWhenUsed/>
+    <w:rsid w:val="001A3A9F"/>
+    <w:rPr>
+      <w:rFonts w:ascii="Times New Roman" w:hAnsi="Times New Roman" w:cs="Times New Roman"/>
+      <w:sz w:val="24"/>
+      <w:szCs w:val="24"/>
+    </w:rPr>
+  </w:style>
 </w:styles>
 </file>
 
